--- a/word/Q2.6_economic_benefits.docx
+++ b/word/Q2.6_economic_benefits.docx
@@ -453,7 +453,7 @@
               <w:rPr>
                 <w:sz w:val="16"/>
               </w:rPr>
-              <w:t>1019.4</w:t>
+              <w:t>1019.1</w:t>
             </w:r>
           </w:p>
         </w:tc>
@@ -466,7 +466,7 @@
               <w:rPr>
                 <w:sz w:val="16"/>
               </w:rPr>
-              <w:t>1567.6</w:t>
+              <w:t>1567.2</w:t>
             </w:r>
           </w:p>
         </w:tc>
@@ -492,7 +492,7 @@
               <w:rPr>
                 <w:sz w:val="16"/>
               </w:rPr>
-              <w:t>842.2</w:t>
+              <w:t>841.9</w:t>
             </w:r>
           </w:p>
         </w:tc>
@@ -505,7 +505,7 @@
               <w:rPr>
                 <w:sz w:val="16"/>
               </w:rPr>
-              <w:t>46495.0</w:t>
+              <w:t>46494.0</w:t>
             </w:r>
           </w:p>
         </w:tc>
@@ -938,7 +938,21 @@
         <w:t>Galmoy and Lisheen</w:t>
       </w:r>
       <w:r>
-        <w:t>, where national and international specialist firms during construction *limited the extent of local employment*. So the headline GVA/jobs here are an upper bound; the *retained* share depends on local-content and skills measures (quantified in Q2.5, where retention rises from ~70% to ~97%).</w:t>
+        <w:t>, where national and international specialist firms during construction *limited the extent of local employment*. Its own estimate of retained direct jobs over 30 years scales with activity (Scenario 2: 52; one-mine: ~1,225; two-mine: ~7,177). So the headline GVA/jobs here are an upper bound; the *retained* share depends on local-content and skills measures (quantified in Q2.5, where retention rises from ~70% to ~97%).</w:t>
+      </w:r>
+    </w:p>
+    <w:p>
+      <w:pPr>
+        <w:pStyle w:val="ListBullet"/>
+      </w:pPr>
+      <w:r>
+        <w:rPr>
+          <w:b/>
+        </w:rPr>
+        <w:t>The benefits come at modest carbon cost.</w:t>
+      </w:r>
+      <w:r>
+        <w:t xml:space="preserve"> Minviro's CLCA puts the most active mining scenario at only ~0.36% of NI annual CO2 (and ~0.24% of PM) — so the economic case is not bought with large national emissions (the real impact trade-off is the *local* environmental burden, Q2.7).</w:t>
       </w:r>
     </w:p>
     <w:p>

--- a/word/Q2.6_economic_benefits.docx
+++ b/word/Q2.6_economic_benefits.docx
@@ -915,6 +915,91 @@
         <w:pStyle w:val="Heading2"/>
       </w:pPr>
       <w:r>
+        <w:t>In the NI trade frame (NISRA NIETS 2024)</w:t>
+      </w:r>
+    </w:p>
+    <w:p>
+      <w:r>
+        <w:t xml:space="preserve">NISRA's NI Economic Trade Statistics put NI on </w:t>
+      </w:r>
+      <w:r>
+        <w:rPr>
+          <w:b/>
+        </w:rPr>
+        <w:t>£109.3bn</w:t>
+      </w:r>
+      <w:r>
+        <w:t xml:space="preserve"> total business sales, </w:t>
+      </w:r>
+      <w:r>
+        <w:rPr>
+          <w:b/>
+        </w:rPr>
+        <w:t>£19.6bn</w:t>
+      </w:r>
+      <w:r>
+        <w:t xml:space="preserve"> exports outside the UK, </w:t>
+      </w:r>
+      <w:r>
+        <w:rPr>
+          <w:b/>
+        </w:rPr>
+        <w:t>£11.2bn</w:t>
+      </w:r>
+      <w:r>
+        <w:t xml:space="preserve"> imports from outside the UK and a </w:t>
+      </w:r>
+      <w:r>
+        <w:rPr>
+          <w:b/>
+        </w:rPr>
+        <w:t>£8.4bn</w:t>
+      </w:r>
+      <w:r>
+        <w:t xml:space="preserve"> external goods-trade surplus (2024). Against that frame the integrated minerals system contributes, by year 30, roughly </w:t>
+      </w:r>
+      <w:r>
+        <w:rPr>
+          <w:b/>
+        </w:rPr>
+        <w:t>£67m/yr of exports</w:t>
+      </w:r>
+      <w:r>
+        <w:t xml:space="preserve"> (~0.3% of NI external exports) and displaces about </w:t>
+      </w:r>
+      <w:r>
+        <w:rPr>
+          <w:b/>
+        </w:rPr>
+        <w:t>£142m/yr of imports</w:t>
+      </w:r>
+      <w:r>
+        <w:t xml:space="preserve"> (~1.3% of NI external imports). The point is </w:t>
+      </w:r>
+      <w:r>
+        <w:rPr>
+          <w:b/>
+        </w:rPr>
+        <w:t>not volume</w:t>
+      </w:r>
+      <w:r>
+        <w:t xml:space="preserve"> — minerals are a small slice of NI trade — but </w:t>
+      </w:r>
+      <w:r>
+        <w:rPr>
+          <w:b/>
+        </w:rPr>
+        <w:t>strategic value and resilience</w:t>
+      </w:r>
+      <w:r>
+        <w:t>: these are high-value, supply-insecure inputs whose domestic/recycled supply protects a far larger downstream manufacturing base (Wrightbus, Seagate, Spirit, Encirc) from import-price and availability shocks. NIETS sector tables are the right next step to replace the proxy export shares.</w:t>
+      </w:r>
+    </w:p>
+    <w:p>
+      <w:pPr>
+        <w:pStyle w:val="Heading2"/>
+      </w:pPr>
+      <w:r>
         <w:t>Retained benefit &amp; caveats (Minviro)</w:t>
       </w:r>
     </w:p>
@@ -1030,6 +1115,14 @@
       </w:pPr>
       <w:r>
         <w:t>Tax proxy ~25% of GVA (PROXY, excludes royalties); export intensities &amp; avoided-import valuation PROXY (replace with HMRC Regional Trade Statistics + firm offtake data)</w:t>
+      </w:r>
+    </w:p>
+    <w:p>
+      <w:pPr>
+        <w:pStyle w:val="ListBullet"/>
+      </w:pPr>
+      <w:r>
+        <w:t>NISRA NI Economic Trade Statistics (NIETS) 2024: NI business sales £109.3bn; external exports £19.6bn; external imports £11.2bn; trade surplus £8.4bn — the trade frame for the export/avoided-import context (sector tables are the next calibration step)</w:t>
       </w:r>
     </w:p>
     <w:p>
